--- a/Pregrado/Creatividad y pensamiento innovador/Clases/Sesion 01 - Presentación del curso · docente · estudiantes · ACAs/Ficha_problema_oportunidad.docx
+++ b/Pregrado/Creatividad y pensamiento innovador/Clases/Sesion 01 - Presentación del curso · docente · estudiantes · ACAs/Ficha_problema_oportunidad.docx
@@ -183,7 +183,7 @@
           <w:color w:val="2B2B2B"/>
           <w:sz w:val="22"/>
         </w:rPr>
-        <w:t>Entregable:</w:t>
+        <w:t>Hoy no subes nada al aula:</w:t>
       </w:r>
       <w:r>
         <w:rPr>
@@ -192,7 +192,7 @@
           <w:color w:val="2B2B2B"/>
           <w:sz w:val="22"/>
         </w:rPr>
-        <w:t xml:space="preserve"> sube a CDigital como </w:t>
+        <w:t xml:space="preserve"> guarda la ficha en tu Drive como </w:t>
       </w:r>
       <w:r>
         <w:rPr>
@@ -201,6 +201,107 @@
           <w:sz w:val="21"/>
         </w:rPr>
         <w:t>S01_FichaProblema_Apellido</w:t>
+      </w:r>
+      <w:r>
+        <w:rPr>
+          <w:rFonts w:ascii="Calibri" w:hAnsi="Calibri"/>
+          <w:b w:val="0"/>
+          <w:color w:val="2B2B2B"/>
+          <w:sz w:val="22"/>
+        </w:rPr>
+        <w:t xml:space="preserve"> y tráela a la próxima sesión.</w:t>
+      </w:r>
+    </w:p>
+    <w:p>
+      <w:r>
+        <w:rPr>
+          <w:rFonts w:ascii="Calibri" w:hAnsi="Calibri"/>
+          <w:b/>
+          <w:color w:val="2B2B2B"/>
+          <w:sz w:val="22"/>
+        </w:rPr>
+        <w:t>Esto alimenta:</w:t>
+      </w:r>
+      <w:r>
+        <w:rPr>
+          <w:rFonts w:ascii="Calibri" w:hAnsi="Calibri"/>
+          <w:b w:val="0"/>
+          <w:color w:val="2B2B2B"/>
+          <w:sz w:val="22"/>
+        </w:rPr>
+        <w:t xml:space="preserve"> la </w:t>
+      </w:r>
+      <w:r>
+        <w:rPr>
+          <w:rFonts w:ascii="Calibri" w:hAnsi="Calibri"/>
+          <w:b/>
+          <w:color w:val="2B2B2B"/>
+          <w:sz w:val="22"/>
+        </w:rPr>
+        <w:t>ACA Final</w:t>
+      </w:r>
+      <w:r>
+        <w:rPr>
+          <w:rFonts w:ascii="Calibri" w:hAnsi="Calibri"/>
+          <w:b w:val="0"/>
+          <w:color w:val="2B2B2B"/>
+          <w:sz w:val="22"/>
+        </w:rPr>
+        <w:t xml:space="preserve"> —tarea, 32,8%—, el documento que </w:t>
+      </w:r>
+      <w:r>
+        <w:rPr>
+          <w:rFonts w:ascii="Calibri" w:hAnsi="Calibri"/>
+          <w:b/>
+          <w:color w:val="2B2B2B"/>
+          <w:sz w:val="22"/>
+        </w:rPr>
+        <w:t>sí</w:t>
+      </w:r>
+      <w:r>
+        <w:rPr>
+          <w:rFonts w:ascii="Calibri" w:hAnsi="Calibri"/>
+          <w:b w:val="0"/>
+          <w:color w:val="2B2B2B"/>
+          <w:sz w:val="22"/>
+        </w:rPr>
+        <w:t xml:space="preserve"> recibe </w:t>
+      </w:r>
+      <w:r>
+        <w:rPr>
+          <w:rFonts w:ascii="Calibri" w:hAnsi="Calibri"/>
+          <w:b/>
+          <w:color w:val="2B2B2B"/>
+          <w:sz w:val="22"/>
+        </w:rPr>
+        <w:t>CDigital</w:t>
+      </w:r>
+      <w:r>
+        <w:rPr>
+          <w:rFonts w:ascii="Calibri" w:hAnsi="Calibri"/>
+          <w:b w:val="0"/>
+          <w:color w:val="2B2B2B"/>
+          <w:sz w:val="22"/>
+        </w:rPr>
+        <w:t xml:space="preserve">; cierra en la semana de la </w:t>
+      </w:r>
+      <w:r>
+        <w:rPr>
+          <w:rFonts w:ascii="Calibri" w:hAnsi="Calibri"/>
+          <w:b/>
+          <w:color w:val="2B2B2B"/>
+          <w:sz w:val="22"/>
+        </w:rPr>
+        <w:t>Sesión 06</w:t>
+      </w:r>
+      <w:r>
+        <w:rPr>
+          <w:rFonts w:ascii="Calibri" w:hAnsi="Calibri"/>
+          <w:b w:val="0"/>
+          <w:color w:val="2B2B2B"/>
+          <w:sz w:val="22"/>
+        </w:rPr>
+        <w:t>.</w:t>
       </w:r>
     </w:p>
     <w:p>
